--- a/immigration/ram_eb1a/papers/paper9_moldx_compliance_ai_corrected.docx
+++ b/immigration/ram_eb1a/papers/paper9_moldx_compliance_ai_corrected.docx
@@ -2,7 +2,7 @@
 <file path=word/document.xml><?xml version="1.0" encoding="utf-8"?>
 <w:document xmlns:w="http://schemas.openxmlformats.org/wordprocessingml/2006/main" xmlns:m="http://schemas.openxmlformats.org/officeDocument/2006/math" xmlns:r="http://schemas.openxmlformats.org/officeDocument/2006/relationships" xmlns:o="urn:schemas-microsoft-com:office:office" xmlns:v="urn:schemas-microsoft-com:vml" xmlns:w10="urn:schemas-microsoft-com:office:word" xmlns:a="http://schemas.openxmlformats.org/drawingml/2006/main" xmlns:pic="http://schemas.openxmlformats.org/drawingml/2006/picture" xmlns:wp="http://schemas.openxmlformats.org/drawingml/2006/wordprocessingDrawing">
   <w:body>
-    <w:bookmarkStart w:id="51" w:name="X488125a266d6ad4487bc3f52532c4b240f7da4e"/>
+    <w:bookmarkStart w:id="54" w:name="X488125a266d6ad4487bc3f52532c4b240f7da4e"/>
     <w:p>
       <w:pPr>
         <w:pStyle w:val="Heading1"/>
@@ -578,7 +578,7 @@
     </w:p>
     <w:bookmarkEnd w:id="29"/>
     <w:bookmarkEnd w:id="30"/>
-    <w:bookmarkStart w:id="36" w:name="architecture-and-methods"/>
+    <w:bookmarkStart w:id="39" w:name="architecture-and-methods"/>
     <w:p>
       <w:pPr>
         <w:pStyle w:val="Heading2"/>
@@ -587,7 +587,7 @@
         <w:t xml:space="preserve">3. Architecture and Methods</w:t>
       </w:r>
     </w:p>
-    <w:bookmarkStart w:id="31" w:name="X079144473b85edf7369a63c52cf64c44678e990"/>
+    <w:bookmarkStart w:id="34" w:name="X079144473b85edf7369a63c52cf64c44678e990"/>
     <w:p>
       <w:pPr>
         <w:pStyle w:val="Heading3"/>
@@ -602,6 +602,61 @@
       </w:pPr>
       <w:r>
         <w:t xml:space="preserve">MolDX-AI is built on the Deterministic-Generative-Predictive (DGP) Clinical Revenue Architecture — a three-layer framework designed to address the specific failure modes of general-purpose AI in specialized billing compliance domains. The DGP architecture separates structured compliance logic (Layer 1, deterministic), clinical narrative generation (Layer 2, generative), and pre-submission risk scoring (Layer 3, predictive) into distinct computational layers, each optimized for its function. Applied to MolDX, the DGP architecture produces a system that can (a) verify compliance with MolDX LCD requirements before claim submission, (b) generate LCD-grounded appeal briefs when claims are denied, and (c) predict denial risk from EDI 835 patterns to prioritize pre-submission remediation.</w:t>
+      </w:r>
+    </w:p>
+    <w:p>
+      <w:pPr>
+        <w:pStyle w:val="CaptionedFigure"/>
+      </w:pPr>
+      <w:r>
+        <w:drawing>
+          <wp:inline>
+            <wp:extent cx="5334000" cy="766476"/>
+            <wp:effectExtent b="0" l="0" r="0" t="0"/>
+            <wp:docPr descr="Figure 1: MolDX-AI three-layer architecture" title="" id="32" name="Picture"/>
+            <a:graphic>
+              <a:graphicData uri="http://schemas.openxmlformats.org/drawingml/2006/picture">
+                <pic:pic>
+                  <pic:nvPicPr>
+                    <pic:cNvPr descr="figures/paper9_figure1.png" id="33" name="Picture"/>
+                    <pic:cNvPicPr>
+                      <a:picLocks noChangeArrowheads="1" noChangeAspect="1"/>
+                    </pic:cNvPicPr>
+                  </pic:nvPicPr>
+                  <pic:blipFill>
+                    <a:blip r:embed="rId31"/>
+                    <a:stretch>
+                      <a:fillRect/>
+                    </a:stretch>
+                  </pic:blipFill>
+                  <pic:spPr bwMode="auto">
+                    <a:xfrm>
+                      <a:off x="0" y="0"/>
+                      <a:ext cx="5334000" cy="766476"/>
+                    </a:xfrm>
+                    <a:prstGeom prst="rect">
+                      <a:avLst/>
+                    </a:prstGeom>
+                    <a:noFill/>
+                    <a:ln w="9525">
+                      <a:noFill/>
+                      <a:headEnd/>
+                      <a:tailEnd/>
+                    </a:ln>
+                  </pic:spPr>
+                </pic:pic>
+              </a:graphicData>
+            </a:graphic>
+          </wp:inline>
+        </w:drawing>
+      </w:r>
+    </w:p>
+    <w:p>
+      <w:pPr>
+        <w:pStyle w:val="ImageCaption"/>
+      </w:pPr>
+      <w:r>
+        <w:t xml:space="preserve">Figure 1: MolDX-AI three-layer architecture</w:t>
       </w:r>
     </w:p>
     <w:p>
@@ -613,7 +668,7 @@
           <w:bCs/>
           <w:b/>
         </w:rPr>
-        <w:t xml:space="preserve">Figure 1 Description:</w:t>
+        <w:t xml:space="preserve">Figure 1.</w:t>
       </w:r>
       <w:r>
         <w:t xml:space="preserve"> </w:t>
@@ -622,8 +677,8 @@
         <w:t xml:space="preserve">Three-layer DGP architecture diagram for MolDX-AI. Layer 1 (left panel) shows the Deterministic MolDX Policy Engine as a rule graph with nodes representing LCD policy requirements (DEX Z-code assignment, test indication mapping, physician specialty verification, clinical evidence thresholds) connected by logical dependencies. Layer 2 (center panel) depicts the Generative Clinical Reasoning layer as an LLM inference pipeline receiving Layer 1 compliance flags as structured input, querying 14 medical databases (PubMed, NCCN, ACMG, AMP, ClinVar, ClinGen, FDA device registry, Palmetto GBA LCD repository, Noridian LCD repository, HGMD, OMIM, PharmGKB, DailyMed, CMS Coverage Database), and emitting an appeal brief document with LCD citation anchors. Layer 3 (right panel) shows the Predictive Denial Prevention module as a gradient-boosted classifier receiving EDI 835 feature vectors (denial reason codes, CPT code, DEX Z-code, ordering specialty, ICD-10 indication, prior claim history) and outputting a calibrated denial probability score with feature attribution.</w:t>
       </w:r>
     </w:p>
-    <w:bookmarkEnd w:id="31"/>
-    <w:bookmarkStart w:id="32" w:name="X437cb334be7c8a85aecfb8b2bfef5b6f69938d1"/>
+    <w:bookmarkEnd w:id="34"/>
+    <w:bookmarkStart w:id="35" w:name="X437cb334be7c8a85aecfb8b2bfef5b6f69938d1"/>
     <w:p>
       <w:pPr>
         <w:pStyle w:val="Heading3"/>
@@ -756,8 +811,8 @@
         <w:t xml:space="preserve">Multianalyte assays with algorithmic analyses (MAAs) and Proprietary Laboratory Analyses (PLA) codes carry MolDX-specific registration requirements that differ from standard molecular pathology CPT codes. This module encodes the PLA code registry, the associated DEX Z-code linkages, and the test-specific clinical evidence requirements promulgated by Palmetto GBA in individual billing articles — ensuring that novel genomic tests billed under PLA codes satisfy MolDX-specific registration before submission.</w:t>
       </w:r>
     </w:p>
-    <w:bookmarkEnd w:id="32"/>
-    <w:bookmarkStart w:id="33" w:name="layer-2-generative-clinical-reasoning"/>
+    <w:bookmarkEnd w:id="35"/>
+    <w:bookmarkStart w:id="36" w:name="layer-2-generative-clinical-reasoning"/>
     <w:p>
       <w:pPr>
         <w:pStyle w:val="Heading3"/>
@@ -790,8 +845,8 @@
         <w:t xml:space="preserve">The output appeal brief is structured to satisfy MolDX redetermination requirements: it includes a statement of the covered indication under the specific LCD paragraph number, citations to the clinical evidence supporting medical necessity (NCCN guideline section, ACMG/AMP classification evidence), a response to the specific denial reason code, and a request for the appropriate redetermination review level. Total generation time from claim input to formatted appeal brief output is 340 milliseconds for database retrieval and approximately 78 seconds for full brief generation and quality review, enabling appeal brief generation at the volume of denied claims in active laboratory operations.</w:t>
       </w:r>
     </w:p>
-    <w:bookmarkEnd w:id="33"/>
-    <w:bookmarkStart w:id="34" w:name="X31c0906d856a8789d068eb8fa34119b269f9dcb"/>
+    <w:bookmarkEnd w:id="36"/>
+    <w:bookmarkStart w:id="37" w:name="X31c0906d856a8789d068eb8fa34119b269f9dcb"/>
     <w:p>
       <w:pPr>
         <w:pStyle w:val="Heading3"/>
@@ -816,8 +871,8 @@
         <w:t xml:space="preserve">The model was trained with five-fold cross-validation stratified by MAC jurisdiction (Palmetto vs. Noridian) and test category (oncology, pharmacogenomics, hereditary disease, infectious disease, MAA/PLA). Hyperparameter tuning was performed via Bayesian optimization over 200 trials. The final model outputs a calibrated denial probability score (0–1) and SHAP-based feature attribution for each claim, enabling laboratory billing staff to address the specific compliance element driving denial risk before submission.</w:t>
       </w:r>
     </w:p>
-    <w:bookmarkEnd w:id="34"/>
-    <w:bookmarkStart w:id="35" w:name="Xa2174f3e5ba54709aead6c20e91eb3f1ea925ff"/>
+    <w:bookmarkEnd w:id="37"/>
+    <w:bookmarkStart w:id="38" w:name="Xa2174f3e5ba54709aead6c20e91eb3f1ea925ff"/>
     <w:p>
       <w:pPr>
         <w:pStyle w:val="Heading3"/>
@@ -841,9 +896,9 @@
         </w:pict>
       </w:r>
     </w:p>
-    <w:bookmarkEnd w:id="35"/>
-    <w:bookmarkEnd w:id="36"/>
-    <w:bookmarkStart w:id="42" w:name="results-and-evaluation"/>
+    <w:bookmarkEnd w:id="38"/>
+    <w:bookmarkEnd w:id="39"/>
+    <w:bookmarkStart w:id="45" w:name="results-and-evaluation"/>
     <w:p>
       <w:pPr>
         <w:pStyle w:val="Heading2"/>
@@ -852,7 +907,7 @@
         <w:t xml:space="preserve">4. Results and Evaluation</w:t>
       </w:r>
     </w:p>
-    <w:bookmarkStart w:id="37" w:name="X5e63bab54ecc604c907e3748739da8de51699c3"/>
+    <w:bookmarkStart w:id="40" w:name="X5e63bab54ecc604c907e3748739da8de51699c3"/>
     <w:p>
       <w:pPr>
         <w:pStyle w:val="Heading3"/>
@@ -877,8 +932,8 @@
         <w:t xml:space="preserve">General-purpose RCM AI tools, evaluated on the same claim set using published vendor accuracy benchmarks, do not report Z-code-specific validation performance because Z-code compliance is outside their design scope. A naive baseline (no pre-submission validation) yielded a 5.9% Z-code denial rate on the evaluation dataset, representing $1.2M in avoidable write-offs across the four-laboratory cohort over the study period.</w:t>
       </w:r>
     </w:p>
-    <w:bookmarkEnd w:id="37"/>
-    <w:bookmarkStart w:id="38" w:name="first-pass-claim-acceptance-rate"/>
+    <w:bookmarkEnd w:id="40"/>
+    <w:bookmarkStart w:id="41" w:name="first-pass-claim-acceptance-rate"/>
     <w:p>
       <w:pPr>
         <w:pStyle w:val="Heading3"/>
@@ -904,8 +959,8 @@
         <w:t xml:space="preserve">are not designed for and do not report performance on MolDX-specific compliance tasks such as DEX Z-code validation or LCD indication mapping, underscoring the specialized nature of the improvement demonstrated here. The improvement observed with MolDX-AI is attributable to the deterministic encoding of MolDX LCD indication mapping (Module 2) and clinical evidence documentation thresholds (Module 4).</w:t>
       </w:r>
     </w:p>
-    <w:bookmarkEnd w:id="38"/>
-    <w:bookmarkStart w:id="39" w:name="denial-prediction-model-performance"/>
+    <w:bookmarkEnd w:id="41"/>
+    <w:bookmarkStart w:id="42" w:name="denial-prediction-model-performance"/>
     <w:p>
       <w:pPr>
         <w:pStyle w:val="Heading3"/>
@@ -1635,8 +1690,8 @@
         <w:t xml:space="preserve">SHAP feature attribution analysis identified DEX Z-code active status as the single most important predictor of denial (mean |SHAP| = 0.31), followed by ICD-10 indication–LCD concordance (mean |SHAP| = 0.27), ordering physician specialty alignment (mean |SHAP| = 0.19), and prior claim history for the same test–facility pair (mean |SHAP| = 0.14). This attribution pattern validates the design priority of Layer 1 Modules 1–3 and confirms that the MolDX-specific structured features provide substantial predictive information beyond what is available from standard administrative claims features.</w:t>
       </w:r>
     </w:p>
-    <w:bookmarkEnd w:id="39"/>
-    <w:bookmarkStart w:id="40" w:name="appeal-brief-generation-performance"/>
+    <w:bookmarkEnd w:id="42"/>
+    <w:bookmarkStart w:id="43" w:name="appeal-brief-generation-performance"/>
     <w:p>
       <w:pPr>
         <w:pStyle w:val="Heading3"/>
@@ -1661,8 +1716,8 @@
         <w:t xml:space="preserve">Mean appeal brief generation time was 78 seconds per claim (range: 41–214 seconds), with processing time positively correlated with the number of LCD paragraphs retrieved (Pearson r = 0.67). This compares favorably to the pre-intervention manual appeal drafting time of 47.3 minutes per claim at the participating laboratories — a 36-fold reduction in labor per appeal.</w:t>
       </w:r>
     </w:p>
-    <w:bookmarkEnd w:id="40"/>
-    <w:bookmarkStart w:id="41" w:name="denial-prevention-rate"/>
+    <w:bookmarkEnd w:id="43"/>
+    <w:bookmarkStart w:id="44" w:name="denial-prevention-rate"/>
     <w:p>
       <w:pPr>
         <w:pStyle w:val="Heading3"/>
@@ -1686,9 +1741,9 @@
         </w:pict>
       </w:r>
     </w:p>
-    <w:bookmarkEnd w:id="41"/>
-    <w:bookmarkEnd w:id="42"/>
-    <w:bookmarkStart w:id="47" w:name="discussion"/>
+    <w:bookmarkEnd w:id="44"/>
+    <w:bookmarkEnd w:id="45"/>
+    <w:bookmarkStart w:id="50" w:name="discussion"/>
     <w:p>
       <w:pPr>
         <w:pStyle w:val="Heading2"/>
@@ -1697,7 +1752,7 @@
         <w:t xml:space="preserve">5. Discussion</w:t>
       </w:r>
     </w:p>
-    <w:bookmarkStart w:id="43" w:name="X221370b9a7255f41ea40b461a829192306e4139"/>
+    <w:bookmarkStart w:id="46" w:name="X221370b9a7255f41ea40b461a829192306e4139"/>
     <w:p>
       <w:pPr>
         <w:pStyle w:val="Heading3"/>
@@ -1749,8 +1804,8 @@
         <w:t xml:space="preserve">Prior authorization letter generation is a generative task where quality is measured by clinical plausibility and by the presence of the administrative scaffolding needed for submission — precisely the dimension their evaluation found weakest across GPT-4o, Claude Sonnet 4.5, and Gemini 2.5 Pro. MolDX compliance validation is a verification task where correctness is measured against a ground-truth policy document. These tasks require different AI architectures, and conflating them — applying general-purpose LLM prior authorization tools to MolDX compliance — risks the policy hallucination problem: an LLM confidently citing an LCD paragraph that does not contain the asserted coverage language. The MolDX-AI framework addresses this failure mode by placing all coverage determinations in the deterministic Layer 1 and restricting Layer 2 to generation tasks where LLMs excel: synthesizing cited evidence narratives from retrieved source material.</w:t>
       </w:r>
     </w:p>
-    <w:bookmarkEnd w:id="43"/>
-    <w:bookmarkStart w:id="44" w:name="X8d03766aa3a233ce06d4ce9064ed5eec2f9c394"/>
+    <w:bookmarkEnd w:id="46"/>
+    <w:bookmarkStart w:id="47" w:name="X8d03766aa3a233ce06d4ce9064ed5eec2f9c394"/>
     <w:p>
       <w:pPr>
         <w:pStyle w:val="Heading3"/>
@@ -1793,8 +1848,8 @@
         <w:t xml:space="preserve">a complexity that compounds the denial-rate disparities described above. If MolDX compliance complexity contributes to the financial strain documented in that literature, then AI-assisted compliance is not merely an operational efficiency tool but a step toward preserving independent laboratories’ capacity to continue serving Medicare beneficiaries.</w:t>
       </w:r>
     </w:p>
-    <w:bookmarkEnd w:id="44"/>
-    <w:bookmarkStart w:id="45" w:name="limitations"/>
+    <w:bookmarkEnd w:id="47"/>
+    <w:bookmarkStart w:id="48" w:name="limitations"/>
     <w:p>
       <w:pPr>
         <w:pStyle w:val="Heading3"/>
@@ -1819,8 +1874,8 @@
         <w:t xml:space="preserve">Fourth, the simulation protocol used retrospective ground-truth outcomes for the evaluation dataset, which introduces a degree of circularity: the predictive model was trained and evaluated on data from the same MAC jurisdictions and time periods, potentially overfitting to jurisdiction-specific LCD policy interpretations that may vary in practice. Prospective evaluation in live laboratory operations, with pre-specified outcome measurement, is the appropriate next validation step.</w:t>
       </w:r>
     </w:p>
-    <w:bookmarkEnd w:id="45"/>
-    <w:bookmarkStart w:id="46" w:name="future-directions"/>
+    <w:bookmarkEnd w:id="48"/>
+    <w:bookmarkStart w:id="49" w:name="future-directions"/>
     <w:p>
       <w:pPr>
         <w:pStyle w:val="Heading3"/>
@@ -1862,9 +1917,9 @@
         </w:pict>
       </w:r>
     </w:p>
-    <w:bookmarkEnd w:id="46"/>
-    <w:bookmarkEnd w:id="47"/>
-    <w:bookmarkStart w:id="48" w:name="conclusion"/>
+    <w:bookmarkEnd w:id="49"/>
+    <w:bookmarkEnd w:id="50"/>
+    <w:bookmarkStart w:id="51" w:name="conclusion"/>
     <w:p>
       <w:pPr>
         <w:pStyle w:val="Heading2"/>
@@ -1888,8 +1943,8 @@
         </w:pict>
       </w:r>
     </w:p>
-    <w:bookmarkEnd w:id="48"/>
-    <w:bookmarkStart w:id="49" w:name="references"/>
+    <w:bookmarkEnd w:id="51"/>
+    <w:bookmarkStart w:id="52" w:name="references"/>
     <w:p>
       <w:pPr>
         <w:pStyle w:val="Heading2"/>
@@ -1993,8 +2048,8 @@
         </w:pict>
       </w:r>
     </w:p>
-    <w:bookmarkEnd w:id="49"/>
-    <w:bookmarkStart w:id="50" w:name="correction-note"/>
+    <w:bookmarkEnd w:id="52"/>
+    <w:bookmarkStart w:id="53" w:name="correction-note"/>
     <w:p>
       <w:pPr>
         <w:pStyle w:val="Heading2"/>
@@ -2435,8 +2490,8 @@
         <w:t xml:space="preserve">: All in-text citation markers were renumbered sequentially by order of first appearance in the corrected body text (old→new: 6→1, 1→2, 2→3, 4→4, 3→5, 8→6, 5→7, 7→8), and the reference list was reordered to match.</w:t>
       </w:r>
     </w:p>
-    <w:bookmarkEnd w:id="50"/>
-    <w:bookmarkEnd w:id="51"/>
+    <w:bookmarkEnd w:id="53"/>
+    <w:bookmarkEnd w:id="54"/>
     <w:sectPr/>
   </w:body>
 </w:document>
